--- a/resume/Kenneth Robert Basilio CV - 2026.docx
+++ b/resume/Kenneth Robert Basilio CV - 2026.docx
@@ -18,15 +18,7 @@
         <w:jc w:val="center"/>
       </w:pPr>
       <w:r>
-        <w:t xml:space="preserve">General </w:t>
-      </w:r>
-      <w:proofErr w:type="spellStart"/>
-      <w:r>
-        <w:t>Trias</w:t>
-      </w:r>
-      <w:proofErr w:type="spellEnd"/>
-      <w:r>
-        <w:t>, Cavite</w:t>
+        <w:t>General Trias, Cavite</w:t>
       </w:r>
       <w:r>
         <w:t>, Philippines</w:t>
@@ -62,16 +54,31 @@
         <w:t>5697</w:t>
       </w:r>
     </w:p>
+    <w:bookmarkStart w:id="0" w:name="_GoBack"/>
+    <w:bookmarkEnd w:id="0"/>
     <w:p>
       <w:pPr>
         <w:ind w:right="141"/>
         <w:jc w:val="center"/>
       </w:pPr>
-      <w:hyperlink r:id="rId8">
-        <w:r>
-          <w:t>kennethrobert.basilio@yahoo.com</w:t>
-        </w:r>
-      </w:hyperlink>
+      <w:r>
+        <w:fldChar w:fldCharType="begin"/>
+      </w:r>
+      <w:r>
+        <w:instrText xml:space="preserve"> HYPERLINK "mailto:kennethr.basilio@gmail.com" </w:instrText>
+      </w:r>
+      <w:r>
+        <w:fldChar w:fldCharType="separate"/>
+      </w:r>
+      <w:r>
+        <w:rPr>
+          <w:rStyle w:val="Hyperlink"/>
+        </w:rPr>
+        <w:t>kennethr.basilio@gmail.com</w:t>
+      </w:r>
+      <w:r>
+        <w:fldChar w:fldCharType="end"/>
+      </w:r>
     </w:p>
     <w:p>
       <w:pPr>
@@ -79,7 +86,7 @@
         <w:ind w:left="0" w:right="141" w:firstLine="0"/>
         <w:jc w:val="center"/>
       </w:pPr>
-      <w:hyperlink r:id="rId9" w:history="1">
+      <w:hyperlink r:id="rId8" w:history="1">
         <w:r>
           <w:rPr>
             <w:rStyle w:val="Hyperlink"/>
@@ -94,7 +101,7 @@
         <w:ind w:left="0" w:right="141" w:firstLine="0"/>
         <w:jc w:val="center"/>
       </w:pPr>
-      <w:hyperlink r:id="rId10" w:history="1">
+      <w:hyperlink r:id="rId9" w:history="1">
         <w:r>
           <w:rPr>
             <w:rStyle w:val="Hyperlink"/>
@@ -238,34 +245,26 @@
         <w:t>), Livestreaming</w:t>
       </w:r>
       <w:r>
-        <w:t>, Broadcast automation (</w:t>
-      </w:r>
-      <w:proofErr w:type="spellStart"/>
-      <w:r>
-        <w:t>Etere</w:t>
-      </w:r>
-      <w:proofErr w:type="spellEnd"/>
+        <w:t>, Broadcast automation (Etere)</w:t>
+      </w:r>
+      <w:r>
+        <w:t xml:space="preserve">, Signal acquisition (Satellite, fiber, studio feed and IP), </w:t>
+      </w:r>
+      <w:r>
+        <w:t>Video and audio quality control</w:t>
+      </w:r>
+      <w:r>
+        <w:t xml:space="preserve"> </w:t>
+      </w:r>
+      <w:r>
+        <w:t>(M</w:t>
+      </w:r>
+      <w:r>
+        <w:t>onitoring and measurement</w:t>
+      </w:r>
       <w:r>
         <w:t>)</w:t>
       </w:r>
-      <w:r>
-        <w:t xml:space="preserve">, Signal acquisition (Satellite, fiber, studio feed and IP), </w:t>
-      </w:r>
-      <w:r>
-        <w:t>Video and audio quality control</w:t>
-      </w:r>
-      <w:r>
-        <w:t xml:space="preserve"> </w:t>
-      </w:r>
-      <w:r>
-        <w:t>(M</w:t>
-      </w:r>
-      <w:r>
-        <w:t>onitoring and measurement</w:t>
-      </w:r>
-      <w:r>
-        <w:t>)</w:t>
-      </w:r>
     </w:p>
     <w:p>
       <w:pPr>
@@ -291,18 +290,10 @@
         <w:t xml:space="preserve"> an</w:t>
       </w:r>
       <w:r>
-        <w:t xml:space="preserve">d restoration, </w:t>
-      </w:r>
-      <w:proofErr w:type="spellStart"/>
-      <w:r>
-        <w:t>D</w:t>
-      </w:r>
-      <w:r>
-        <w:t>atamover</w:t>
-      </w:r>
-      <w:proofErr w:type="spellEnd"/>
-      <w:r>
-        <w:t xml:space="preserve"> workflows</w:t>
+        <w:t>d restoration, D</w:t>
+      </w:r>
+      <w:r>
+        <w:t>atamover workflows</w:t>
       </w:r>
     </w:p>
     <w:p>
@@ -419,79 +410,45 @@
         <w:t>R</w:t>
       </w:r>
       <w:r>
-        <w:t xml:space="preserve">EST API integration, </w:t>
-      </w:r>
-      <w:proofErr w:type="spellStart"/>
-      <w:r>
-        <w:t>FFmpeg</w:t>
-      </w:r>
-      <w:proofErr w:type="spellEnd"/>
+        <w:t xml:space="preserve">EST API integration, FFmpeg, WebRTC, yt-dlp, </w:t>
+      </w:r>
+      <w:r>
+        <w:t>LDAP/Ac</w:t>
+      </w:r>
+      <w:r>
+        <w:t>tive Directory authentication, Windows services, Power Automate</w:t>
+      </w:r>
+    </w:p>
+    <w:p>
+      <w:pPr>
+        <w:spacing w:after="0" w:line="240" w:lineRule="auto"/>
+        <w:ind w:left="0" w:firstLine="0"/>
+        <w:jc w:val="left"/>
+      </w:pPr>
+    </w:p>
+    <w:p>
+      <w:pPr>
+        <w:spacing w:after="0" w:line="240" w:lineRule="auto"/>
+        <w:ind w:left="0" w:firstLine="0"/>
+      </w:pPr>
+      <w:r>
+        <w:t>Cloud and Media</w:t>
+      </w:r>
+      <w:r>
+        <w:t xml:space="preserve"> Delivery: AWS Elem</w:t>
+      </w:r>
+      <w:r>
+        <w:t>ental Live, AWS S3, IBM Aspera</w:t>
+      </w:r>
       <w:r>
         <w:t xml:space="preserve">, </w:t>
       </w:r>
-      <w:proofErr w:type="spellStart"/>
-      <w:r>
-        <w:t>WebRTC</w:t>
-      </w:r>
-      <w:proofErr w:type="spellEnd"/>
-      <w:r>
-        <w:t xml:space="preserve">, </w:t>
-      </w:r>
-      <w:proofErr w:type="spellStart"/>
-      <w:r>
-        <w:t>yt-dlp</w:t>
-      </w:r>
-      <w:proofErr w:type="spellEnd"/>
-      <w:r>
-        <w:t xml:space="preserve">, </w:t>
-      </w:r>
-      <w:r>
-        <w:t>LDAP/Ac</w:t>
-      </w:r>
-      <w:r>
-        <w:t>tive Directory authentication, Windows services, Power Automate</w:t>
-      </w:r>
-    </w:p>
-    <w:p>
-      <w:pPr>
-        <w:spacing w:after="0" w:line="240" w:lineRule="auto"/>
-        <w:ind w:left="0" w:firstLine="0"/>
-        <w:jc w:val="left"/>
-      </w:pPr>
-    </w:p>
-    <w:p>
-      <w:pPr>
-        <w:spacing w:after="0" w:line="240" w:lineRule="auto"/>
-        <w:ind w:left="0" w:firstLine="0"/>
-      </w:pPr>
-      <w:r>
-        <w:t>Cloud and Media</w:t>
-      </w:r>
-      <w:r>
-        <w:t xml:space="preserve"> Delivery: AWS Elem</w:t>
-      </w:r>
-      <w:r>
-        <w:t xml:space="preserve">ental Live, AWS S3, IBM </w:t>
-      </w:r>
-      <w:proofErr w:type="spellStart"/>
-      <w:r>
-        <w:t>Aspera</w:t>
-      </w:r>
-      <w:proofErr w:type="spellEnd"/>
-      <w:r>
-        <w:t xml:space="preserve">, </w:t>
-      </w:r>
       <w:r>
         <w:t>IP vide</w:t>
       </w:r>
       <w:r>
-        <w:t xml:space="preserve">o monitoring and </w:t>
-      </w:r>
-      <w:proofErr w:type="spellStart"/>
-      <w:r>
-        <w:t>multiviewers</w:t>
-      </w:r>
-      <w:proofErr w:type="spellEnd"/>
+        <w:t>o monitoring and multiviewers</w:t>
+      </w:r>
     </w:p>
     <w:p>
       <w:pPr>
@@ -1054,20 +1011,12 @@
           <w:color w:val="000000" w:themeColor="text1"/>
         </w:rPr>
       </w:pPr>
-      <w:proofErr w:type="spellStart"/>
       <w:r>
         <w:rPr>
           <w:color w:val="000000" w:themeColor="text1"/>
         </w:rPr>
         <w:lastRenderedPageBreak/>
-        <w:t>Cablelink</w:t>
-      </w:r>
-      <w:proofErr w:type="spellEnd"/>
-      <w:r>
-        <w:rPr>
-          <w:color w:val="000000" w:themeColor="text1"/>
-        </w:rPr>
-        <w:t xml:space="preserve"> and Holdi</w:t>
+        <w:t>Cablelink and Holdi</w:t>
       </w:r>
       <w:r>
         <w:rPr>
@@ -1091,27 +1040,13 @@
         <w:rPr>
           <w:color w:val="000000" w:themeColor="text1"/>
         </w:rPr>
-        <w:t xml:space="preserve"> </w:t>
-      </w:r>
-      <w:proofErr w:type="spellStart"/>
-      <w:r>
-        <w:rPr>
-          <w:color w:val="000000" w:themeColor="text1"/>
-        </w:rPr>
-        <w:t>Para</w:t>
-      </w:r>
-      <w:r>
-        <w:rPr>
-          <w:color w:val="000000" w:themeColor="text1"/>
-        </w:rPr>
-        <w:t>ñaque</w:t>
-      </w:r>
-      <w:proofErr w:type="spellEnd"/>
-      <w:r>
-        <w:rPr>
-          <w:color w:val="000000" w:themeColor="text1"/>
-        </w:rPr>
-        <w:t xml:space="preserve"> City, Philippines</w:t>
+        <w:t xml:space="preserve"> Para</w:t>
+      </w:r>
+      <w:r>
+        <w:rPr>
+          <w:color w:val="000000" w:themeColor="text1"/>
+        </w:rPr>
+        <w:t>ñaque City, Philippines</w:t>
       </w:r>
     </w:p>
     <w:p>
@@ -1353,23 +1288,11 @@
         <w:t xml:space="preserve">uilt </w:t>
       </w:r>
       <w:r>
-        <w:t xml:space="preserve">using Node.js, JSON, </w:t>
-      </w:r>
-      <w:proofErr w:type="spellStart"/>
-      <w:r>
-        <w:t>FFmpeg</w:t>
-      </w:r>
-      <w:proofErr w:type="spellEnd"/>
-      <w:r>
-        <w:t xml:space="preserve">, </w:t>
-      </w:r>
-      <w:proofErr w:type="spellStart"/>
-      <w:proofErr w:type="gramStart"/>
+        <w:t xml:space="preserve">using Node.js, JSON, FFmpeg, </w:t>
+      </w:r>
       <w:r>
         <w:t>MediaMTX</w:t>
       </w:r>
-      <w:proofErr w:type="spellEnd"/>
-      <w:proofErr w:type="gramEnd"/>
       <w:r>
         <w:t>.</w:t>
       </w:r>
@@ -1467,14 +1390,7 @@
         <w:rPr>
           <w:color w:val="000000" w:themeColor="text1"/>
         </w:rPr>
-        <w:t xml:space="preserve">a </w:t>
-      </w:r>
-      <w:proofErr w:type="gramStart"/>
-      <w:r>
-        <w:rPr>
-          <w:color w:val="000000" w:themeColor="text1"/>
-        </w:rPr>
-        <w:t>NAS</w:t>
+        <w:t>a NAS</w:t>
       </w:r>
       <w:r>
         <w:rPr>
@@ -1498,14 +1414,7 @@
         <w:rPr>
           <w:color w:val="000000" w:themeColor="text1"/>
         </w:rPr>
-        <w:t>erved over a web app for access-gated viewing, trimming</w:t>
-      </w:r>
-      <w:proofErr w:type="gramEnd"/>
-      <w:r>
-        <w:rPr>
-          <w:color w:val="000000" w:themeColor="text1"/>
-        </w:rPr>
-        <w:t xml:space="preserve"> and export with watermarking.</w:t>
+        <w:t>erved over a web app for access-gated viewing, trimming and export with watermarking.</w:t>
       </w:r>
       <w:r>
         <w:rPr>
@@ -1517,49 +1426,162 @@
         <w:rPr>
           <w:color w:val="000000" w:themeColor="text1"/>
         </w:rPr>
-        <w:t xml:space="preserve"> Built using Node.js, JSON, </w:t>
-      </w:r>
-      <w:proofErr w:type="spellStart"/>
-      <w:r>
-        <w:rPr>
-          <w:color w:val="000000" w:themeColor="text1"/>
-        </w:rPr>
-        <w:t>FFmpeg</w:t>
-      </w:r>
-      <w:proofErr w:type="spellEnd"/>
-      <w:r>
-        <w:rPr>
-          <w:color w:val="000000" w:themeColor="text1"/>
-        </w:rPr>
-        <w:t xml:space="preserve">, HTML, </w:t>
-      </w:r>
-      <w:proofErr w:type="gramStart"/>
-      <w:r>
-        <w:rPr>
-          <w:color w:val="000000" w:themeColor="text1"/>
-        </w:rPr>
-        <w:t>IBM</w:t>
-      </w:r>
-      <w:proofErr w:type="gramEnd"/>
+        <w:t xml:space="preserve"> Built using Node.js, JSON, FFmpeg, HTML, IBM Aspera SDK.</w:t>
+      </w:r>
+    </w:p>
+    <w:p>
+      <w:pPr>
+        <w:ind w:left="0" w:firstLine="0"/>
+        <w:rPr>
+          <w:color w:val="000000" w:themeColor="text1"/>
+        </w:rPr>
+      </w:pPr>
+    </w:p>
+    <w:p>
+      <w:pPr>
+        <w:ind w:left="0" w:firstLine="0"/>
+        <w:rPr>
+          <w:color w:val="000000" w:themeColor="text1"/>
+        </w:rPr>
+      </w:pPr>
+      <w:r>
+        <w:rPr>
+          <w:b/>
+          <w:color w:val="000000" w:themeColor="text1"/>
+        </w:rPr>
+        <w:t>TOC Media Converter, Closed Caption Viewer</w:t>
+      </w:r>
       <w:r>
         <w:rPr>
           <w:color w:val="000000" w:themeColor="text1"/>
         </w:rPr>
         <w:t xml:space="preserve"> </w:t>
       </w:r>
-      <w:proofErr w:type="spellStart"/>
-      <w:r>
-        <w:rPr>
-          <w:color w:val="000000" w:themeColor="text1"/>
-        </w:rPr>
-        <w:t>Aspera</w:t>
-      </w:r>
-      <w:proofErr w:type="spellEnd"/>
-      <w:r>
-        <w:rPr>
-          <w:color w:val="000000" w:themeColor="text1"/>
-        </w:rPr>
-        <w:t xml:space="preserve"> SDK.</w:t>
+      <w:r>
+        <w:rPr>
+          <w:color w:val="000000" w:themeColor="text1"/>
+        </w:rPr>
+        <w:t>-</w:t>
+      </w:r>
+      <w:r>
+        <w:rPr>
+          <w:color w:val="000000" w:themeColor="text1"/>
+        </w:rPr>
+        <w:t xml:space="preserve"> </w:t>
+      </w:r>
+      <w:r>
+        <w:rPr>
+          <w:color w:val="000000" w:themeColor="text1"/>
+        </w:rPr>
+        <w:t>Used by TOC</w:t>
+      </w:r>
+      <w:r>
+        <w:rPr>
+          <w:color w:val="000000" w:themeColor="text1"/>
+        </w:rPr>
+        <w:t xml:space="preserve"> to transc</w:t>
+      </w:r>
+      <w:r>
+        <w:rPr>
+          <w:color w:val="000000" w:themeColor="text1"/>
+        </w:rPr>
+        <w:t xml:space="preserve">ode </w:t>
+      </w:r>
+      <w:r>
+        <w:rPr>
+          <w:color w:val="000000" w:themeColor="text1"/>
+        </w:rPr>
+        <w:t>a range of</w:t>
+      </w:r>
+      <w:r>
+        <w:rPr>
+          <w:color w:val="000000" w:themeColor="text1"/>
+        </w:rPr>
+        <w:t xml:space="preserve"> file format</w:t>
+      </w:r>
+      <w:r>
+        <w:rPr>
+          <w:color w:val="000000" w:themeColor="text1"/>
+        </w:rPr>
+        <w:t>s</w:t>
+      </w:r>
+      <w:r>
+        <w:rPr>
+          <w:color w:val="000000" w:themeColor="text1"/>
+        </w:rPr>
+        <w:t xml:space="preserve"> </w:t>
+      </w:r>
+      <w:r>
+        <w:rPr>
+          <w:color w:val="000000" w:themeColor="text1"/>
+        </w:rPr>
+        <w:t>into broadcast-compatible</w:t>
+      </w:r>
+      <w:r>
+        <w:rPr>
+          <w:color w:val="000000" w:themeColor="text1"/>
+        </w:rPr>
+        <w:t xml:space="preserve"> playable file</w:t>
+      </w:r>
+      <w:r>
+        <w:rPr>
+          <w:color w:val="000000" w:themeColor="text1"/>
+        </w:rPr>
+        <w:t>s</w:t>
+      </w:r>
+      <w:r>
+        <w:rPr>
+          <w:color w:val="000000" w:themeColor="text1"/>
+        </w:rPr>
+        <w:t xml:space="preserve"> using</w:t>
+      </w:r>
+      <w:r>
+        <w:rPr>
+          <w:color w:val="000000" w:themeColor="text1"/>
+        </w:rPr>
+        <w:t xml:space="preserve"> broadcast-specific presets and a clean browser UI.</w:t>
+      </w:r>
+      <w:r>
+        <w:rPr>
+          <w:color w:val="000000" w:themeColor="text1"/>
+        </w:rPr>
+        <w:t xml:space="preserve"> CC Viewer</w:t>
+      </w:r>
+      <w:r>
+        <w:rPr>
+          <w:color w:val="000000" w:themeColor="text1"/>
+        </w:rPr>
+        <w:t xml:space="preserve"> </w:t>
+      </w:r>
+      <w:r>
+        <w:rPr>
+          <w:color w:val="000000" w:themeColor="text1"/>
+        </w:rPr>
+        <w:t>is used</w:t>
+      </w:r>
+      <w:r>
+        <w:rPr>
+          <w:color w:val="000000" w:themeColor="text1"/>
+        </w:rPr>
+        <w:t xml:space="preserve"> to preview embedded closed captions (EIA-608 or EIA-708) as part of broadcasting compliance and standard prior to </w:t>
+      </w:r>
+      <w:r>
+        <w:rPr>
+          <w:color w:val="000000" w:themeColor="text1"/>
+        </w:rPr>
+        <w:t>material</w:t>
+      </w:r>
+      <w:r>
+        <w:rPr>
+          <w:color w:val="000000" w:themeColor="text1"/>
+        </w:rPr>
+        <w:t xml:space="preserve"> processing</w:t>
+      </w:r>
+      <w:r>
+        <w:rPr>
+          <w:color w:val="000000" w:themeColor="text1"/>
+        </w:rPr>
+        <w:t>. Built using Node.js, FFmpeg, HTML.</w:t>
       </w:r>
     </w:p>
     <w:p>
@@ -1582,7 +1604,7 @@
           <w:b/>
           <w:color w:val="000000" w:themeColor="text1"/>
         </w:rPr>
-        <w:t>TOC Media Converter, Closed Caption Viewer</w:t>
+        <w:t>Daily Operations Log Verification App, Playlist and Report Live Service</w:t>
       </w:r>
       <w:r>
         <w:rPr>
@@ -1606,31 +1628,31 @@
         <w:rPr>
           <w:color w:val="000000" w:themeColor="text1"/>
         </w:rPr>
-        <w:t>Used by TOC</w:t>
-      </w:r>
-      <w:r>
-        <w:rPr>
-          <w:color w:val="000000" w:themeColor="text1"/>
-        </w:rPr>
-        <w:t xml:space="preserve"> to transc</w:t>
-      </w:r>
-      <w:r>
-        <w:rPr>
-          <w:color w:val="000000" w:themeColor="text1"/>
-        </w:rPr>
-        <w:t xml:space="preserve">ode </w:t>
-      </w:r>
-      <w:r>
-        <w:rPr>
-          <w:color w:val="000000" w:themeColor="text1"/>
-        </w:rPr>
-        <w:t>a range of</w:t>
-      </w:r>
-      <w:r>
-        <w:rPr>
-          <w:color w:val="000000" w:themeColor="text1"/>
-        </w:rPr>
-        <w:t xml:space="preserve"> file format</w:t>
+        <w:t>Prevents mismatches</w:t>
+      </w:r>
+      <w:r>
+        <w:rPr>
+          <w:color w:val="000000" w:themeColor="text1"/>
+        </w:rPr>
+        <w:t xml:space="preserve"> between generated playlist from the traffic system and the uploade</w:t>
+      </w:r>
+      <w:r>
+        <w:rPr>
+          <w:color w:val="000000" w:themeColor="text1"/>
+        </w:rPr>
+        <w:t xml:space="preserve">d automation playlist </w:t>
+      </w:r>
+      <w:r>
+        <w:rPr>
+          <w:color w:val="000000" w:themeColor="text1"/>
+        </w:rPr>
+        <w:t>by letting</w:t>
+      </w:r>
+      <w:r>
+        <w:rPr>
+          <w:color w:val="000000" w:themeColor="text1"/>
+        </w:rPr>
+        <w:t xml:space="preserve"> operator</w:t>
       </w:r>
       <w:r>
         <w:rPr>
@@ -1642,43 +1664,91 @@
         <w:rPr>
           <w:color w:val="000000" w:themeColor="text1"/>
         </w:rPr>
+        <w:t xml:space="preserve"> check, verify and flag </w:t>
+      </w:r>
+      <w:r>
+        <w:rPr>
+          <w:color w:val="000000" w:themeColor="text1"/>
+        </w:rPr>
+        <w:t xml:space="preserve">discrepancies </w:t>
+      </w:r>
+      <w:r>
+        <w:rPr>
+          <w:color w:val="000000" w:themeColor="text1"/>
+        </w:rPr>
+        <w:t xml:space="preserve">prior to airing to prevent missed </w:t>
+      </w:r>
+      <w:r>
+        <w:rPr>
+          <w:color w:val="000000" w:themeColor="text1"/>
+        </w:rPr>
+        <w:t>spots</w:t>
+      </w:r>
+      <w:r>
+        <w:rPr>
+          <w:color w:val="000000" w:themeColor="text1"/>
+        </w:rPr>
+        <w:t xml:space="preserve"> leading to revenue loss.</w:t>
+      </w:r>
+      <w:r>
+        <w:rPr>
+          <w:color w:val="000000" w:themeColor="text1"/>
+        </w:rPr>
         <w:t xml:space="preserve"> </w:t>
       </w:r>
       <w:r>
         <w:rPr>
           <w:color w:val="000000" w:themeColor="text1"/>
         </w:rPr>
-        <w:t>into broadcast-compatible</w:t>
-      </w:r>
-      <w:r>
-        <w:rPr>
-          <w:color w:val="000000" w:themeColor="text1"/>
-        </w:rPr>
-        <w:t xml:space="preserve"> playable file</w:t>
-      </w:r>
-      <w:r>
-        <w:rPr>
-          <w:color w:val="000000" w:themeColor="text1"/>
-        </w:rPr>
-        <w:t>s</w:t>
-      </w:r>
-      <w:r>
-        <w:rPr>
-          <w:color w:val="000000" w:themeColor="text1"/>
-        </w:rPr>
-        <w:t xml:space="preserve"> using</w:t>
-      </w:r>
-      <w:r>
-        <w:rPr>
-          <w:color w:val="000000" w:themeColor="text1"/>
-        </w:rPr>
-        <w:t xml:space="preserve"> broadcast-specific presets and a clean browser UI.</w:t>
-      </w:r>
-      <w:r>
-        <w:rPr>
-          <w:color w:val="000000" w:themeColor="text1"/>
-        </w:rPr>
-        <w:t xml:space="preserve"> CC Viewer</w:t>
+        <w:t xml:space="preserve">Live playlist generation </w:t>
+      </w:r>
+      <w:r>
+        <w:rPr>
+          <w:color w:val="000000" w:themeColor="text1"/>
+        </w:rPr>
+        <w:t>with</w:t>
+      </w:r>
+      <w:r>
+        <w:rPr>
+          <w:color w:val="000000" w:themeColor="text1"/>
+        </w:rPr>
+        <w:t xml:space="preserve"> daily runs and Production G</w:t>
+      </w:r>
+      <w:r>
+        <w:rPr>
+          <w:color w:val="000000" w:themeColor="text1"/>
+        </w:rPr>
+        <w:t xml:space="preserve">uide report </w:t>
+      </w:r>
+      <w:r>
+        <w:rPr>
+          <w:color w:val="000000" w:themeColor="text1"/>
+        </w:rPr>
+        <w:t>delivered</w:t>
+      </w:r>
+      <w:r>
+        <w:rPr>
+          <w:color w:val="000000" w:themeColor="text1"/>
+        </w:rPr>
+        <w:t xml:space="preserve"> via</w:t>
+      </w:r>
+      <w:r>
+        <w:rPr>
+          <w:color w:val="000000" w:themeColor="text1"/>
+        </w:rPr>
+        <w:t xml:space="preserve"> e-mail, </w:t>
+      </w:r>
+      <w:r>
+        <w:rPr>
+          <w:color w:val="000000" w:themeColor="text1"/>
+        </w:rPr>
+        <w:t>MS Teams</w:t>
+      </w:r>
+      <w:r>
+        <w:rPr>
+          <w:color w:val="000000" w:themeColor="text1"/>
+        </w:rPr>
+        <w:t xml:space="preserve"> chat</w:t>
       </w:r>
       <w:r>
         <w:rPr>
@@ -1686,65 +1756,53 @@
         </w:rPr>
         <w:t xml:space="preserve"> </w:t>
       </w:r>
-      <w:proofErr w:type="gramStart"/>
-      <w:r>
-        <w:rPr>
-          <w:color w:val="000000" w:themeColor="text1"/>
-        </w:rPr>
-        <w:t>is used</w:t>
-      </w:r>
-      <w:proofErr w:type="gramEnd"/>
-      <w:r>
-        <w:rPr>
-          <w:color w:val="000000" w:themeColor="text1"/>
-        </w:rPr>
-        <w:t xml:space="preserve"> to preview embedded closed captions (EIA-608 or EIA-708) as part of broadcasting compliance and standard prior to </w:t>
-      </w:r>
-      <w:r>
-        <w:rPr>
-          <w:color w:val="000000" w:themeColor="text1"/>
-        </w:rPr>
-        <w:t>material</w:t>
-      </w:r>
-      <w:r>
-        <w:rPr>
-          <w:color w:val="000000" w:themeColor="text1"/>
-        </w:rPr>
-        <w:t xml:space="preserve"> processing</w:t>
-      </w:r>
-      <w:r>
-        <w:rPr>
-          <w:color w:val="000000" w:themeColor="text1"/>
-        </w:rPr>
-        <w:t xml:space="preserve">. Built using Node.js, </w:t>
-      </w:r>
-      <w:proofErr w:type="spellStart"/>
-      <w:r>
-        <w:rPr>
-          <w:color w:val="000000" w:themeColor="text1"/>
-        </w:rPr>
-        <w:t>FFmpeg</w:t>
-      </w:r>
-      <w:proofErr w:type="spellEnd"/>
-      <w:r>
-        <w:rPr>
-          <w:color w:val="000000" w:themeColor="text1"/>
-        </w:rPr>
-        <w:t xml:space="preserve">, </w:t>
-      </w:r>
-      <w:proofErr w:type="gramStart"/>
-      <w:r>
-        <w:rPr>
-          <w:color w:val="000000" w:themeColor="text1"/>
-        </w:rPr>
-        <w:t>HTML</w:t>
-      </w:r>
-      <w:proofErr w:type="gramEnd"/>
-      <w:r>
-        <w:rPr>
-          <w:color w:val="000000" w:themeColor="text1"/>
-        </w:rPr>
-        <w:t>.</w:t>
+      <w:r>
+        <w:rPr>
+          <w:color w:val="000000" w:themeColor="text1"/>
+        </w:rPr>
+        <w:t xml:space="preserve">or </w:t>
+      </w:r>
+      <w:r>
+        <w:rPr>
+          <w:color w:val="000000" w:themeColor="text1"/>
+        </w:rPr>
+        <w:t>ShareP</w:t>
+      </w:r>
+      <w:r>
+        <w:rPr>
+          <w:color w:val="000000" w:themeColor="text1"/>
+        </w:rPr>
+        <w:t xml:space="preserve">oint, </w:t>
+      </w:r>
+      <w:r>
+        <w:rPr>
+          <w:color w:val="000000" w:themeColor="text1"/>
+        </w:rPr>
+        <w:t>automated</w:t>
+      </w:r>
+      <w:r>
+        <w:rPr>
+          <w:color w:val="000000" w:themeColor="text1"/>
+        </w:rPr>
+        <w:t xml:space="preserve"> </w:t>
+      </w:r>
+      <w:r>
+        <w:rPr>
+          <w:color w:val="000000" w:themeColor="text1"/>
+        </w:rPr>
+        <w:t>using</w:t>
+      </w:r>
+      <w:r>
+        <w:rPr>
+          <w:color w:val="000000" w:themeColor="text1"/>
+        </w:rPr>
+        <w:t xml:space="preserve"> Power Automate.</w:t>
+      </w:r>
+      <w:r>
+        <w:rPr>
+          <w:color w:val="000000" w:themeColor="text1"/>
+        </w:rPr>
+        <w:t xml:space="preserve"> Built using Node.js, HTML.</w:t>
       </w:r>
     </w:p>
     <w:p>
@@ -1767,13 +1825,7 @@
           <w:b/>
           <w:color w:val="000000" w:themeColor="text1"/>
         </w:rPr>
-        <w:t>Daily Operations Log Verification App, Playlist and Report Live Service</w:t>
-      </w:r>
-      <w:r>
-        <w:rPr>
-          <w:color w:val="000000" w:themeColor="text1"/>
-        </w:rPr>
-        <w:t xml:space="preserve"> </w:t>
+        <w:t xml:space="preserve">Livestream Encoder Monitoring Panel </w:t>
       </w:r>
       <w:r>
         <w:rPr>
@@ -1785,235 +1837,13 @@
         <w:rPr>
           <w:color w:val="000000" w:themeColor="text1"/>
         </w:rPr>
-        <w:t xml:space="preserve"> </w:t>
-      </w:r>
-      <w:r>
-        <w:rPr>
-          <w:color w:val="000000" w:themeColor="text1"/>
-        </w:rPr>
-        <w:t>Prevents mismatches</w:t>
-      </w:r>
-      <w:r>
-        <w:rPr>
-          <w:color w:val="000000" w:themeColor="text1"/>
-        </w:rPr>
-        <w:t xml:space="preserve"> between generated playlist from the traffic system and the uploade</w:t>
-      </w:r>
-      <w:r>
-        <w:rPr>
-          <w:color w:val="000000" w:themeColor="text1"/>
-        </w:rPr>
-        <w:t xml:space="preserve">d automation playlist </w:t>
-      </w:r>
-      <w:r>
-        <w:rPr>
-          <w:color w:val="000000" w:themeColor="text1"/>
-        </w:rPr>
-        <w:t>by letting</w:t>
-      </w:r>
-      <w:r>
-        <w:rPr>
-          <w:color w:val="000000" w:themeColor="text1"/>
-        </w:rPr>
-        <w:t xml:space="preserve"> operator</w:t>
-      </w:r>
-      <w:r>
-        <w:rPr>
-          <w:color w:val="000000" w:themeColor="text1"/>
-        </w:rPr>
-        <w:t>s</w:t>
-      </w:r>
-      <w:r>
-        <w:rPr>
-          <w:color w:val="000000" w:themeColor="text1"/>
-        </w:rPr>
-        <w:t xml:space="preserve"> check, verify and flag </w:t>
-      </w:r>
-      <w:r>
-        <w:rPr>
-          <w:color w:val="000000" w:themeColor="text1"/>
-        </w:rPr>
-        <w:t xml:space="preserve">discrepancies </w:t>
-      </w:r>
-      <w:r>
-        <w:rPr>
-          <w:color w:val="000000" w:themeColor="text1"/>
-        </w:rPr>
-        <w:t xml:space="preserve">prior to airing to prevent missed </w:t>
-      </w:r>
-      <w:r>
-        <w:rPr>
-          <w:color w:val="000000" w:themeColor="text1"/>
-        </w:rPr>
-        <w:t>spots</w:t>
-      </w:r>
-      <w:r>
-        <w:rPr>
-          <w:color w:val="000000" w:themeColor="text1"/>
-        </w:rPr>
-        <w:t xml:space="preserve"> leading to revenue loss.</w:t>
-      </w:r>
-      <w:r>
-        <w:rPr>
-          <w:color w:val="000000" w:themeColor="text1"/>
-        </w:rPr>
-        <w:t xml:space="preserve"> </w:t>
-      </w:r>
-      <w:r>
-        <w:rPr>
-          <w:color w:val="000000" w:themeColor="text1"/>
-        </w:rPr>
-        <w:t xml:space="preserve">Live playlist generation </w:t>
-      </w:r>
-      <w:r>
-        <w:rPr>
-          <w:color w:val="000000" w:themeColor="text1"/>
-        </w:rPr>
-        <w:t>with</w:t>
-      </w:r>
-      <w:r>
-        <w:rPr>
-          <w:color w:val="000000" w:themeColor="text1"/>
-        </w:rPr>
-        <w:t xml:space="preserve"> daily runs and Production G</w:t>
-      </w:r>
-      <w:r>
-        <w:rPr>
-          <w:color w:val="000000" w:themeColor="text1"/>
-        </w:rPr>
-        <w:t xml:space="preserve">uide report </w:t>
-      </w:r>
-      <w:r>
-        <w:rPr>
-          <w:color w:val="000000" w:themeColor="text1"/>
-        </w:rPr>
-        <w:t>delivered</w:t>
-      </w:r>
-      <w:r>
-        <w:rPr>
-          <w:color w:val="000000" w:themeColor="text1"/>
-        </w:rPr>
-        <w:t xml:space="preserve"> via</w:t>
-      </w:r>
-      <w:r>
-        <w:rPr>
-          <w:color w:val="000000" w:themeColor="text1"/>
-        </w:rPr>
-        <w:t xml:space="preserve"> e-mail, </w:t>
-      </w:r>
-      <w:r>
-        <w:rPr>
-          <w:color w:val="000000" w:themeColor="text1"/>
-        </w:rPr>
-        <w:t>MS Teams</w:t>
-      </w:r>
-      <w:r>
-        <w:rPr>
-          <w:color w:val="000000" w:themeColor="text1"/>
-        </w:rPr>
-        <w:t xml:space="preserve"> chat</w:t>
-      </w:r>
-      <w:r>
-        <w:rPr>
-          <w:color w:val="000000" w:themeColor="text1"/>
-        </w:rPr>
-        <w:t xml:space="preserve"> </w:t>
-      </w:r>
-      <w:r>
-        <w:rPr>
-          <w:color w:val="000000" w:themeColor="text1"/>
-        </w:rPr>
-        <w:t xml:space="preserve">or </w:t>
-      </w:r>
-      <w:r>
-        <w:rPr>
-          <w:color w:val="000000" w:themeColor="text1"/>
-        </w:rPr>
-        <w:t>ShareP</w:t>
-      </w:r>
-      <w:r>
-        <w:rPr>
-          <w:color w:val="000000" w:themeColor="text1"/>
-        </w:rPr>
-        <w:t xml:space="preserve">oint, </w:t>
-      </w:r>
-      <w:r>
-        <w:rPr>
-          <w:color w:val="000000" w:themeColor="text1"/>
-        </w:rPr>
-        <w:t>automated</w:t>
-      </w:r>
-      <w:r>
-        <w:rPr>
-          <w:color w:val="000000" w:themeColor="text1"/>
-        </w:rPr>
-        <w:t xml:space="preserve"> </w:t>
-      </w:r>
-      <w:r>
-        <w:rPr>
-          <w:color w:val="000000" w:themeColor="text1"/>
-        </w:rPr>
-        <w:t>using</w:t>
-      </w:r>
-      <w:r>
-        <w:rPr>
-          <w:color w:val="000000" w:themeColor="text1"/>
-        </w:rPr>
-        <w:t xml:space="preserve"> Power Automate.</w:t>
-      </w:r>
-      <w:r>
-        <w:rPr>
-          <w:color w:val="000000" w:themeColor="text1"/>
-        </w:rPr>
-        <w:t xml:space="preserve"> Built using Node.js, HTML.</w:t>
-      </w:r>
-    </w:p>
-    <w:p>
-      <w:pPr>
-        <w:ind w:left="0" w:firstLine="0"/>
-        <w:rPr>
-          <w:color w:val="000000" w:themeColor="text1"/>
-        </w:rPr>
-      </w:pPr>
-    </w:p>
-    <w:p>
-      <w:pPr>
-        <w:ind w:left="0" w:firstLine="0"/>
-        <w:rPr>
-          <w:color w:val="000000" w:themeColor="text1"/>
-        </w:rPr>
-      </w:pPr>
-      <w:r>
-        <w:rPr>
-          <w:b/>
-          <w:color w:val="000000" w:themeColor="text1"/>
-        </w:rPr>
-        <w:t xml:space="preserve">Livestream Encoder Monitoring Panel </w:t>
-      </w:r>
-      <w:r>
-        <w:rPr>
-          <w:color w:val="000000" w:themeColor="text1"/>
-        </w:rPr>
-        <w:t>-</w:t>
-      </w:r>
-      <w:r>
-        <w:rPr>
-          <w:color w:val="000000" w:themeColor="text1"/>
-        </w:rPr>
         <w:t xml:space="preserve"> Browser-based dashboard</w:t>
       </w:r>
       <w:r>
         <w:rPr>
           <w:color w:val="000000" w:themeColor="text1"/>
         </w:rPr>
-        <w:t xml:space="preserve"> panel for </w:t>
-      </w:r>
-      <w:proofErr w:type="gramStart"/>
-      <w:r>
-        <w:rPr>
-          <w:color w:val="000000" w:themeColor="text1"/>
-        </w:rPr>
-        <w:t>live</w:t>
+        <w:t xml:space="preserve"> panel for live</w:t>
       </w:r>
       <w:r>
         <w:rPr>
@@ -2025,14 +1855,7 @@
         <w:rPr>
           <w:color w:val="000000" w:themeColor="text1"/>
         </w:rPr>
-        <w:t xml:space="preserve"> encoder node health</w:t>
-      </w:r>
-      <w:proofErr w:type="gramEnd"/>
-      <w:r>
-        <w:rPr>
-          <w:color w:val="000000" w:themeColor="text1"/>
-        </w:rPr>
-        <w:t>, running events and operational status at a glance</w:t>
+        <w:t xml:space="preserve"> encoder node health, running events and operational status at a glance</w:t>
       </w:r>
       <w:r>
         <w:rPr>
@@ -2062,21 +1885,7 @@
         <w:rPr>
           <w:color w:val="000000" w:themeColor="text1"/>
         </w:rPr>
-        <w:t xml:space="preserve"> MCR </w:t>
-      </w:r>
-      <w:proofErr w:type="gramStart"/>
-      <w:r>
-        <w:rPr>
-          <w:color w:val="000000" w:themeColor="text1"/>
-        </w:rPr>
-        <w:t>to immediately act</w:t>
-      </w:r>
-      <w:proofErr w:type="gramEnd"/>
-      <w:r>
-        <w:rPr>
-          <w:color w:val="000000" w:themeColor="text1"/>
-        </w:rPr>
-        <w:t xml:space="preserve"> on streaming issues that may cause </w:t>
+        <w:t xml:space="preserve"> MCR to immediately act on streaming issues that may cause </w:t>
       </w:r>
       <w:r>
         <w:rPr>
@@ -2479,21 +2288,7 @@
         <w:rPr>
           <w:color w:val="000000" w:themeColor="text1"/>
         </w:rPr>
-        <w:t xml:space="preserve">CompTIA </w:t>
-      </w:r>
-      <w:proofErr w:type="spellStart"/>
-      <w:r>
-        <w:rPr>
-          <w:color w:val="000000" w:themeColor="text1"/>
-        </w:rPr>
-        <w:t>CySA</w:t>
-      </w:r>
-      <w:proofErr w:type="spellEnd"/>
-      <w:r>
-        <w:rPr>
-          <w:color w:val="000000" w:themeColor="text1"/>
-        </w:rPr>
-        <w:t>+</w:t>
+        <w:t>CompTIA CySA+</w:t>
       </w:r>
       <w:r>
         <w:rPr>
@@ -2539,21 +2334,7 @@
         <w:rPr>
           <w:color w:val="000000" w:themeColor="text1"/>
         </w:rPr>
-        <w:t xml:space="preserve">Amagi </w:t>
-      </w:r>
-      <w:proofErr w:type="spellStart"/>
-      <w:r>
-        <w:rPr>
-          <w:color w:val="000000" w:themeColor="text1"/>
-        </w:rPr>
-        <w:t>CloudPort</w:t>
-      </w:r>
-      <w:proofErr w:type="spellEnd"/>
-      <w:r>
-        <w:rPr>
-          <w:color w:val="000000" w:themeColor="text1"/>
-        </w:rPr>
-        <w:t xml:space="preserve"> </w:t>
+        <w:t xml:space="preserve">Amagi CloudPort </w:t>
       </w:r>
       <w:r>
         <w:rPr>
@@ -2685,14 +2466,12 @@
         </w:rPr>
         <w:t xml:space="preserve">, </w:t>
       </w:r>
-      <w:proofErr w:type="spellStart"/>
       <w:r>
         <w:rPr>
           <w:color w:val="000000" w:themeColor="text1"/>
         </w:rPr>
         <w:t>Microspecialization</w:t>
       </w:r>
-      <w:proofErr w:type="spellEnd"/>
       <w:r>
         <w:rPr>
           <w:color w:val="000000" w:themeColor="text1"/>
@@ -2763,21 +2542,7 @@
         <w:rPr>
           <w:color w:val="000000" w:themeColor="text1"/>
         </w:rPr>
-        <w:t xml:space="preserve">Operational Analytics </w:t>
-      </w:r>
-      <w:proofErr w:type="spellStart"/>
-      <w:r>
-        <w:rPr>
-          <w:color w:val="000000" w:themeColor="text1"/>
-        </w:rPr>
-        <w:t>Microspecialization</w:t>
-      </w:r>
-      <w:proofErr w:type="spellEnd"/>
-      <w:r>
-        <w:rPr>
-          <w:color w:val="000000" w:themeColor="text1"/>
-        </w:rPr>
-        <w:t xml:space="preserve"> Pathway</w:t>
+        <w:t>Operational Analytics Microspecialization Pathway</w:t>
       </w:r>
       <w:r>
         <w:rPr>
@@ -2969,16 +2734,8 @@
         <w:rPr>
           <w:color w:val="000000" w:themeColor="text1"/>
         </w:rPr>
-        <w:t xml:space="preserve">Cisco CCNA v3 </w:t>
-      </w:r>
-      <w:proofErr w:type="spellStart"/>
-      <w:r>
-        <w:rPr>
-          <w:color w:val="000000" w:themeColor="text1"/>
-        </w:rPr>
-        <w:t>Bootcamp</w:t>
-      </w:r>
-      <w:proofErr w:type="spellEnd"/>
+        <w:t>Cisco CCNA v3 Bootcamp</w:t>
+      </w:r>
       <w:r>
         <w:rPr>
           <w:color w:val="000000" w:themeColor="text1"/>
@@ -2993,19 +2750,11 @@
           <w:color w:val="000000" w:themeColor="text1"/>
         </w:rPr>
       </w:pPr>
-      <w:proofErr w:type="spellStart"/>
-      <w:r>
-        <w:rPr>
-          <w:color w:val="000000" w:themeColor="text1"/>
-        </w:rPr>
-        <w:t>Etere</w:t>
-      </w:r>
-      <w:proofErr w:type="spellEnd"/>
-      <w:r>
-        <w:rPr>
-          <w:color w:val="000000" w:themeColor="text1"/>
-        </w:rPr>
-        <w:t xml:space="preserve"> Automation - Advanced</w:t>
+      <w:r>
+        <w:rPr>
+          <w:color w:val="000000" w:themeColor="text1"/>
+        </w:rPr>
+        <w:t>Etere Automation - Advanced</w:t>
       </w:r>
       <w:r>
         <w:rPr>
@@ -3135,12 +2884,10 @@
         </w:rPr>
         <w:t>Mar 2010</w:t>
       </w:r>
-      <w:bookmarkStart w:id="0" w:name="_GoBack"/>
-      <w:bookmarkEnd w:id="0"/>
     </w:p>
     <w:sectPr>
-      <w:headerReference w:type="default" r:id="rId11"/>
-      <w:footerReference w:type="default" r:id="rId12"/>
+      <w:headerReference w:type="default" r:id="rId10"/>
+      <w:footerReference w:type="default" r:id="rId11"/>
       <w:pgSz w:w="12240" w:h="15840"/>
       <w:pgMar w:top="1435" w:right="1437" w:bottom="1480" w:left="1441" w:header="720" w:footer="720" w:gutter="0"/>
       <w:pgNumType w:start="1"/>
